--- a/klagomål/A 38570-2024 FSC-klagomål.docx
+++ b/klagomål/A 38570-2024 FSC-klagomål.docx
@@ -849,7 +849,7 @@
     <w:r>
       <w:tab/>
       <w:tab/>
-      <w:t>2026-09-14</w:t>
+      <w:t>2026-09-15</w:t>
       <w:br/>
       <w:br/>
     </w:r>

--- a/klagomål/A 38570-2024 FSC-klagomål.docx
+++ b/klagomål/A 38570-2024 FSC-klagomål.docx
@@ -849,7 +849,7 @@
     <w:r>
       <w:tab/>
       <w:tab/>
-      <w:t>2026-09-15</w:t>
+      <w:t>2026-09-16</w:t>
       <w:br/>
       <w:br/>
     </w:r>

--- a/klagomål/A 38570-2024 FSC-klagomål.docx
+++ b/klagomål/A 38570-2024 FSC-klagomål.docx
@@ -849,7 +849,7 @@
     <w:r>
       <w:tab/>
       <w:tab/>
-      <w:t>2026-09-16</w:t>
+      <w:t>2026-09-17</w:t>
       <w:br/>
       <w:br/>
     </w:r>

--- a/klagomål/A 38570-2024 FSC-klagomål.docx
+++ b/klagomål/A 38570-2024 FSC-klagomål.docx
@@ -849,7 +849,7 @@
     <w:r>
       <w:tab/>
       <w:tab/>
-      <w:t>2026-09-17</w:t>
+      <w:t>2026-09-18</w:t>
       <w:br/>
       <w:br/>
     </w:r>

--- a/klagomål/A 38570-2024 FSC-klagomål.docx
+++ b/klagomål/A 38570-2024 FSC-klagomål.docx
@@ -849,7 +849,7 @@
     <w:r>
       <w:tab/>
       <w:tab/>
-      <w:t>2026-09-18</w:t>
+      <w:t>2026-09-19</w:t>
       <w:br/>
       <w:br/>
     </w:r>

--- a/klagomål/A 38570-2024 FSC-klagomål.docx
+++ b/klagomål/A 38570-2024 FSC-klagomål.docx
@@ -849,7 +849,7 @@
     <w:r>
       <w:tab/>
       <w:tab/>
-      <w:t>2026-09-19</w:t>
+      <w:t>2026-09-21</w:t>
       <w:br/>
       <w:br/>
     </w:r>

--- a/klagomål/A 38570-2024 FSC-klagomål.docx
+++ b/klagomål/A 38570-2024 FSC-klagomål.docx
@@ -849,7 +849,7 @@
     <w:r>
       <w:tab/>
       <w:tab/>
-      <w:t>2026-09-21</w:t>
+      <w:t>2026-09-23</w:t>
       <w:br/>
       <w:br/>
     </w:r>

--- a/klagomål/A 38570-2024 FSC-klagomål.docx
+++ b/klagomål/A 38570-2024 FSC-klagomål.docx
@@ -849,7 +849,7 @@
     <w:r>
       <w:tab/>
       <w:tab/>
-      <w:t>2026-09-23</w:t>
+      <w:t>2026-09-24</w:t>
       <w:br/>
       <w:br/>
     </w:r>

--- a/klagomål/A 38570-2024 FSC-klagomål.docx
+++ b/klagomål/A 38570-2024 FSC-klagomål.docx
@@ -849,7 +849,7 @@
     <w:r>
       <w:tab/>
       <w:tab/>
-      <w:t>2026-09-24</w:t>
+      <w:t>2026-09-25</w:t>
       <w:br/>
       <w:br/>
     </w:r>

--- a/klagomål/A 38570-2024 FSC-klagomål.docx
+++ b/klagomål/A 38570-2024 FSC-klagomål.docx
@@ -849,7 +849,7 @@
     <w:r>
       <w:tab/>
       <w:tab/>
-      <w:t>2026-09-25</w:t>
+      <w:t>2026-09-26</w:t>
       <w:br/>
       <w:br/>
     </w:r>

--- a/klagomål/A 38570-2024 FSC-klagomål.docx
+++ b/klagomål/A 38570-2024 FSC-klagomål.docx
@@ -849,7 +849,7 @@
     <w:r>
       <w:tab/>
       <w:tab/>
-      <w:t>2026-09-26</w:t>
+      <w:t>2026-09-27</w:t>
       <w:br/>
       <w:br/>
     </w:r>

--- a/klagomål/A 38570-2024 FSC-klagomål.docx
+++ b/klagomål/A 38570-2024 FSC-klagomål.docx
@@ -849,7 +849,7 @@
     <w:r>
       <w:tab/>
       <w:tab/>
-      <w:t>2026-09-27</w:t>
+      <w:t>2026-09-28</w:t>
       <w:br/>
       <w:br/>
     </w:r>

--- a/klagomål/A 38570-2024 FSC-klagomål.docx
+++ b/klagomål/A 38570-2024 FSC-klagomål.docx
@@ -849,7 +849,7 @@
     <w:r>
       <w:tab/>
       <w:tab/>
-      <w:t>2026-09-28</w:t>
+      <w:t>2026-09-29</w:t>
       <w:br/>
       <w:br/>
     </w:r>

--- a/klagomål/A 38570-2024 FSC-klagomål.docx
+++ b/klagomål/A 38570-2024 FSC-klagomål.docx
@@ -849,7 +849,7 @@
     <w:r>
       <w:tab/>
       <w:tab/>
-      <w:t>2026-09-29</w:t>
+      <w:t>2026-09-30</w:t>
       <w:br/>
       <w:br/>
     </w:r>

--- a/klagomål/A 38570-2024 FSC-klagomål.docx
+++ b/klagomål/A 38570-2024 FSC-klagomål.docx
@@ -849,7 +849,7 @@
     <w:r>
       <w:tab/>
       <w:tab/>
-      <w:t>2026-09-30</w:t>
+      <w:t>2026-10-01</w:t>
       <w:br/>
       <w:br/>
     </w:r>

--- a/klagomål/A 38570-2024 FSC-klagomål.docx
+++ b/klagomål/A 38570-2024 FSC-klagomål.docx
@@ -849,7 +849,7 @@
     <w:r>
       <w:tab/>
       <w:tab/>
-      <w:t>2026-10-01</w:t>
+      <w:t>2026-10-02</w:t>
       <w:br/>
       <w:br/>
     </w:r>

--- a/klagomål/A 38570-2024 FSC-klagomål.docx
+++ b/klagomål/A 38570-2024 FSC-klagomål.docx
@@ -849,7 +849,7 @@
     <w:r>
       <w:tab/>
       <w:tab/>
-      <w:t>2026-10-02</w:t>
+      <w:t>2026-10-03</w:t>
       <w:br/>
       <w:br/>
     </w:r>

--- a/klagomål/A 38570-2024 FSC-klagomål.docx
+++ b/klagomål/A 38570-2024 FSC-klagomål.docx
@@ -849,7 +849,7 @@
     <w:r>
       <w:tab/>
       <w:tab/>
-      <w:t>2026-10-03</w:t>
+      <w:t>2026-10-04</w:t>
       <w:br/>
       <w:br/>
     </w:r>

--- a/klagomål/A 38570-2024 FSC-klagomål.docx
+++ b/klagomål/A 38570-2024 FSC-klagomål.docx
@@ -849,7 +849,7 @@
     <w:r>
       <w:tab/>
       <w:tab/>
-      <w:t>2026-10-04</w:t>
+      <w:t>2026-10-05</w:t>
       <w:br/>
       <w:br/>
     </w:r>

--- a/klagomål/A 38570-2024 FSC-klagomål.docx
+++ b/klagomål/A 38570-2024 FSC-klagomål.docx
@@ -849,7 +849,7 @@
     <w:r>
       <w:tab/>
       <w:tab/>
-      <w:t>2026-10-05</w:t>
+      <w:t>2026-10-06</w:t>
       <w:br/>
       <w:br/>
     </w:r>

--- a/klagomål/A 38570-2024 FSC-klagomål.docx
+++ b/klagomål/A 38570-2024 FSC-klagomål.docx
@@ -849,7 +849,7 @@
     <w:r>
       <w:tab/>
       <w:tab/>
-      <w:t>2026-10-06</w:t>
+      <w:t>2026-10-07</w:t>
       <w:br/>
       <w:br/>
     </w:r>

--- a/klagomål/A 38570-2024 FSC-klagomål.docx
+++ b/klagomål/A 38570-2024 FSC-klagomål.docx
@@ -849,7 +849,7 @@
     <w:r>
       <w:tab/>
       <w:tab/>
-      <w:t>2026-10-07</w:t>
+      <w:t>2026-10-08</w:t>
       <w:br/>
       <w:br/>
     </w:r>

--- a/klagomål/A 38570-2024 FSC-klagomål.docx
+++ b/klagomål/A 38570-2024 FSC-klagomål.docx
@@ -849,7 +849,7 @@
     <w:r>
       <w:tab/>
       <w:tab/>
-      <w:t>2026-10-08</w:t>
+      <w:t>2026-10-09</w:t>
       <w:br/>
       <w:br/>
     </w:r>

--- a/klagomål/A 38570-2024 FSC-klagomål.docx
+++ b/klagomål/A 38570-2024 FSC-klagomål.docx
@@ -849,7 +849,7 @@
     <w:r>
       <w:tab/>
       <w:tab/>
-      <w:t>2026-10-09</w:t>
+      <w:t>2026-10-10</w:t>
       <w:br/>
       <w:br/>
     </w:r>

--- a/klagomål/A 38570-2024 FSC-klagomål.docx
+++ b/klagomål/A 38570-2024 FSC-klagomål.docx
@@ -849,7 +849,7 @@
     <w:r>
       <w:tab/>
       <w:tab/>
-      <w:t>2026-10-10</w:t>
+      <w:t>2026-10-11</w:t>
       <w:br/>
       <w:br/>
     </w:r>

--- a/klagomål/A 38570-2024 FSC-klagomål.docx
+++ b/klagomål/A 38570-2024 FSC-klagomål.docx
@@ -849,7 +849,7 @@
     <w:r>
       <w:tab/>
       <w:tab/>
-      <w:t>2026-10-11</w:t>
+      <w:t>2026-10-12</w:t>
       <w:br/>
       <w:br/>
     </w:r>

--- a/klagomål/A 38570-2024 FSC-klagomål.docx
+++ b/klagomål/A 38570-2024 FSC-klagomål.docx
@@ -849,7 +849,7 @@
     <w:r>
       <w:tab/>
       <w:tab/>
-      <w:t>2026-10-12</w:t>
+      <w:t>2026-10-13</w:t>
       <w:br/>
       <w:br/>
     </w:r>

--- a/klagomål/A 38570-2024 FSC-klagomål.docx
+++ b/klagomål/A 38570-2024 FSC-klagomål.docx
@@ -849,7 +849,7 @@
     <w:r>
       <w:tab/>
       <w:tab/>
-      <w:t>2026-10-13</w:t>
+      <w:t>2026-10-14</w:t>
       <w:br/>
       <w:br/>
     </w:r>

--- a/klagomål/A 38570-2024 FSC-klagomål.docx
+++ b/klagomål/A 38570-2024 FSC-klagomål.docx
@@ -849,7 +849,7 @@
     <w:r>
       <w:tab/>
       <w:tab/>
-      <w:t>2026-10-14</w:t>
+      <w:t>2026-10-15</w:t>
       <w:br/>
       <w:br/>
     </w:r>

--- a/klagomål/A 38570-2024 FSC-klagomål.docx
+++ b/klagomål/A 38570-2024 FSC-klagomål.docx
@@ -849,7 +849,7 @@
     <w:r>
       <w:tab/>
       <w:tab/>
-      <w:t>2026-10-15</w:t>
+      <w:t>2026-10-16</w:t>
       <w:br/>
       <w:br/>
     </w:r>

--- a/klagomål/A 38570-2024 FSC-klagomål.docx
+++ b/klagomål/A 38570-2024 FSC-klagomål.docx
@@ -849,7 +849,7 @@
     <w:r>
       <w:tab/>
       <w:tab/>
-      <w:t>2026-10-16</w:t>
+      <w:t>2026-10-17</w:t>
       <w:br/>
       <w:br/>
     </w:r>

--- a/klagomål/A 38570-2024 FSC-klagomål.docx
+++ b/klagomål/A 38570-2024 FSC-klagomål.docx
@@ -849,7 +849,7 @@
     <w:r>
       <w:tab/>
       <w:tab/>
-      <w:t>2026-10-17</w:t>
+      <w:t>2026-10-18</w:t>
       <w:br/>
       <w:br/>
     </w:r>

--- a/klagomål/A 38570-2024 FSC-klagomål.docx
+++ b/klagomål/A 38570-2024 FSC-klagomål.docx
@@ -849,7 +849,7 @@
     <w:r>
       <w:tab/>
       <w:tab/>
-      <w:t>2026-10-18</w:t>
+      <w:t>2026-10-19</w:t>
       <w:br/>
       <w:br/>
     </w:r>

--- a/klagomål/A 38570-2024 FSC-klagomål.docx
+++ b/klagomål/A 38570-2024 FSC-klagomål.docx
@@ -849,7 +849,7 @@
     <w:r>
       <w:tab/>
       <w:tab/>
-      <w:t>2026-10-19</w:t>
+      <w:t>2026-10-20</w:t>
       <w:br/>
       <w:br/>
     </w:r>

--- a/klagomål/A 38570-2024 FSC-klagomål.docx
+++ b/klagomål/A 38570-2024 FSC-klagomål.docx
@@ -849,7 +849,7 @@
     <w:r>
       <w:tab/>
       <w:tab/>
-      <w:t>2026-10-20</w:t>
+      <w:t>2026-10-21</w:t>
       <w:br/>
       <w:br/>
     </w:r>

--- a/klagomål/A 38570-2024 FSC-klagomål.docx
+++ b/klagomål/A 38570-2024 FSC-klagomål.docx
@@ -849,7 +849,7 @@
     <w:r>
       <w:tab/>
       <w:tab/>
-      <w:t>2026-10-21</w:t>
+      <w:t>2026-10-22</w:t>
       <w:br/>
       <w:br/>
     </w:r>

--- a/klagomål/A 38570-2024 FSC-klagomål.docx
+++ b/klagomål/A 38570-2024 FSC-klagomål.docx
@@ -849,7 +849,7 @@
     <w:r>
       <w:tab/>
       <w:tab/>
-      <w:t>2026-10-22</w:t>
+      <w:t>2026-10-23</w:t>
       <w:br/>
       <w:br/>
     </w:r>

--- a/klagomål/A 38570-2024 FSC-klagomål.docx
+++ b/klagomål/A 38570-2024 FSC-klagomål.docx
@@ -849,7 +849,7 @@
     <w:r>
       <w:tab/>
       <w:tab/>
-      <w:t>2026-10-23</w:t>
+      <w:t>2026-10-24</w:t>
       <w:br/>
       <w:br/>
     </w:r>

--- a/klagomål/A 38570-2024 FSC-klagomål.docx
+++ b/klagomål/A 38570-2024 FSC-klagomål.docx
@@ -849,7 +849,7 @@
     <w:r>
       <w:tab/>
       <w:tab/>
-      <w:t>2026-10-24</w:t>
+      <w:t>2026-10-25</w:t>
       <w:br/>
       <w:br/>
     </w:r>

--- a/klagomål/A 38570-2024 FSC-klagomål.docx
+++ b/klagomål/A 38570-2024 FSC-klagomål.docx
@@ -849,7 +849,7 @@
     <w:r>
       <w:tab/>
       <w:tab/>
-      <w:t>2026-10-25</w:t>
+      <w:t>2026-10-26</w:t>
       <w:br/>
       <w:br/>
     </w:r>

--- a/klagomål/A 38570-2024 FSC-klagomål.docx
+++ b/klagomål/A 38570-2024 FSC-klagomål.docx
@@ -849,7 +849,7 @@
     <w:r>
       <w:tab/>
       <w:tab/>
-      <w:t>2026-10-26</w:t>
+      <w:t>2026-10-27</w:t>
       <w:br/>
       <w:br/>
     </w:r>

--- a/klagomål/A 38570-2024 FSC-klagomål.docx
+++ b/klagomål/A 38570-2024 FSC-klagomål.docx
@@ -163,7 +163,7 @@
         <w:pStyle w:val="Title"/>
       </w:pPr>
       <w:r>
-        <w:t>Inledande FSC- /PEFC-klagomål – information om höga naturvärden i avverkningsanmälan A 38570-2024 i Piteå kommun</w:t>
+        <w:t>Inledande FSC- /PEFC-klagomål – information om höga naturvärden och fridlysta arter i avverkningsanmälan A 38570-2024 i Piteå kommun</w:t>
       </w:r>
     </w:p>
     <w:p>
@@ -178,7 +178,7 @@
       <w:r>
         <w:drawing>
           <wp:inline xmlns:a="http://schemas.openxmlformats.org/drawingml/2006/main" xmlns:pic="http://schemas.openxmlformats.org/drawingml/2006/picture">
-            <wp:extent cx="5486400" cy="5214908"/>
+            <wp:extent cx="5486400" cy="5343113"/>
             <wp:docPr id="1" name="Picture 1"/>
             <wp:cNvGraphicFramePr>
               <a:graphicFrameLocks noChangeAspect="1"/>
@@ -199,7 +199,7 @@
                   <pic:spPr>
                     <a:xfrm>
                       <a:off x="0" y="0"/>
-                      <a:ext cx="5486400" cy="5214908"/>
+                      <a:ext cx="5486400" cy="5343113"/>
                     </a:xfrm>
                     <a:prstGeom prst="rect"/>
                   </pic:spPr>
@@ -221,7 +221,7 @@
     </w:p>
     <w:p>
       <w:r>
-        <w:t>I avverkningsanmälan finns fynd av 2 naturvårdsarter, varav 1 är rödlistad, 2 är typiska (T) och 1 är signalart (S): lunglav (NT, T) och ögonpyrola (S, T). Se Figur 1.</w:t>
+        <w:t>I avverkningsanmälan finns fynd av 3 naturvårdsarter, varav 1 är rödlistad, 1 är fridlyst, 3 är typiska (T) och 1 är signalart (S): lunglav (NT, T), ögonpyrola (S, T) och spillkråka (T, §4). Se Figur 1.</w:t>
       </w:r>
     </w:p>
     <w:p>
@@ -333,6 +333,35 @@
       </w:r>
     </w:p>
     <w:p>
+      <w:r>
+        <w:rPr>
+          <w:b/>
+        </w:rPr>
+        <w:t>Spillkråka (§4)</w:t>
+      </w:r>
+      <w:r>
+        <w:t xml:space="preserve"> omfattas av bilaga 1 i EU:s fågeldirektiv och är typisk art för </w:t>
+      </w:r>
+      <w:r>
+        <w:rPr>
+          <w:i/>
+        </w:rPr>
+        <w:t xml:space="preserve">9010 Taiga </w:t>
+      </w:r>
+      <w:r>
+        <w:t>och</w:t>
+      </w:r>
+      <w:r>
+        <w:rPr>
+          <w:i/>
+        </w:rPr>
+        <w:t xml:space="preserve"> 9740 Skogsbevuxen myr</w:t>
+      </w:r>
+      <w:r>
+        <w:t>. Den behöver grova träd, främst tall, asp och bok som boträd. Skogsbruk med korta omloppstider och täta, homogena ungskogar utgör det största hotet. Spillkråka är en nyckelart i skogliga miljöer vars övergivna bohål utnyttjas av flera andra hålhäckande fågelarter och fladdermöss, däribland pärluggla (EN, §4), knipa (§4), salskrake (§4) och skogsduva (§4). Hökuggla (VU, §4) och slaguggla (§4) häckar ofta i högstubbar som brutits av i höjd med ett gammalt spillkråkebo (SLU Artdatabanken, 2026; Skogsstyrelsen, 2016).</w:t>
+      </w:r>
+    </w:p>
+    <w:p>
       <w:pPr>
         <w:pStyle w:val="Heading1"/>
       </w:pPr>
@@ -384,6 +413,22 @@
       <w:r>
         <w:t>I den avverkningsanmälda skogen har fridlysta arter sina livsmiljöer och växtplatser. Att skada de fridlysta arternas livsmiljöer, växtplatser eller ekologiska funktion är inte tillåtet enligt artskyddsförordningen.</w:t>
       </w:r>
+      <w:r>
+        <w:rPr>
+          <w:i/>
+        </w:rPr>
+        <w:t xml:space="preserve"> EU:s medlemsländer och skogsbolag är skyldiga att agera i enlighet med EU:s fågeldirektiv där det uttryckligen står att direktivet gäller för fåglar samt för deras ägg, bon och </w:t>
+      </w:r>
+      <w:r>
+        <w:rPr>
+          <w:b/>
+          <w:i/>
+        </w:rPr>
+        <w:t xml:space="preserve">livsmiljöer </w:t>
+      </w:r>
+      <w:r>
+        <w:t>(artikel 1). Vidare att de åtgärder som vidtas inte får leda till en försämring av den nuvarande situationen beträffande bevarandet av de fågelarter som avses i artikel 1 (artikel 13).</w:t>
+      </w:r>
     </w:p>
     <w:p>
       <w:r>
@@ -422,7 +467,7 @@
         <w:rPr>
           <w:i/>
         </w:rPr>
-        <w:t>I det avverkningsanmälda skogsområdet har 2 naturvårdsarter varav 1 rödlistade arter sina livsmiljöer och växtplatser.</w:t>
+        <w:t>I det avverkningsanmälda skogsområdet har 3 naturvårdsarter varav 1 rödlistade arter sina livsmiljöer och växtplatser.</w:t>
       </w:r>
     </w:p>
     <w:p>
@@ -619,7 +664,9 @@
         <w:pStyle w:val="Title"/>
       </w:pPr>
       <w:r>
-        <w:t>BILAGA 1 – Rödlistade arter</w:t>
+        <w:t>BILAGA 1 –</w:t>
+        <w:br/>
+        <w:t>Fridlysta och rödlistade arter</w:t>
       </w:r>
     </w:p>
     <w:p>
@@ -705,6 +752,78 @@
       </w:r>
       <w:r>
         <w:t>Skogsstyrelsen.</w:t>
+      </w:r>
+    </w:p>
+    <w:p>
+      <w:r>
+        <w:t xml:space="preserve">SLU Artdatabanken, 2026. </w:t>
+      </w:r>
+      <w:r>
+        <w:rPr>
+          <w:i/>
+        </w:rPr>
+        <w:t xml:space="preserve">Artfaktablad. Naturvård – artfakta. </w:t>
+      </w:r>
+      <w:r>
+        <w:t>SLU Artdatabanken, Uppsala.</w:t>
+      </w:r>
+    </w:p>
+    <w:p>
+      <w:pPr>
+        <w:pStyle w:val="Heading1"/>
+      </w:pPr>
+      <w:r>
+        <w:t>Spillkråka – ekologi samt krav på livsmiljön</w:t>
+      </w:r>
+    </w:p>
+    <w:p>
+      <w:r>
+        <w:t xml:space="preserve">Spillkråka (§4) ingår i bilaga 1 EU:s fågeldirektiv och är typisk art för </w:t>
+      </w:r>
+      <w:r>
+        <w:rPr>
+          <w:i/>
+        </w:rPr>
+        <w:t xml:space="preserve">9010 Taiga </w:t>
+      </w:r>
+      <w:r>
+        <w:t>och</w:t>
+      </w:r>
+      <w:r>
+        <w:rPr>
+          <w:i/>
+        </w:rPr>
+        <w:t xml:space="preserve"> 9740 Skogsbevuxen myr</w:t>
+      </w:r>
+      <w:r>
+        <w:t>. Den lever i både barr- och blandskog liksom i ren lövskog. De tätaste populationerna tenderar att finnas i äldre, variationsrik blandskog med gott om död ved och gamla träd. Varje par utnyttjar 400–1000 hektar skog beroende på skogens kvalitet. Skogsbruk med korta omloppstider och täta, homogena ungskogar utgör det största hotet (SLU Artdatabanken, 2026).</w:t>
+      </w:r>
+    </w:p>
+    <w:p>
+      <w:r>
+        <w:t>Spillkråka är en nyckelart i skogliga miljöer vars övergivna bohål utnyttjas av flera andra hålhäckande fågelarter och fladdermöss, däribland pärluggla (EN, §4), knipa (§4), salskrake (§4) och skogsduva (§4). Hökuggla (VU, §4) och slaguggla (§4) häckar ofta i högstubbar som brutits av i höjd med ett gammalt spillkråkebo (Skogsstyrelsen, 2016).</w:t>
+      </w:r>
+    </w:p>
+    <w:p>
+      <w:pPr>
+        <w:pStyle w:val="Heading2"/>
+      </w:pPr>
+      <w:r>
+        <w:t>Referenser – spillkråka</w:t>
+      </w:r>
+    </w:p>
+    <w:p>
+      <w:r>
+        <w:t xml:space="preserve">Skogsstyrelsen, 2016. </w:t>
+      </w:r>
+      <w:r>
+        <w:rPr>
+          <w:i/>
+        </w:rPr>
+        <w:t xml:space="preserve">Vägledning för hänsyn till spillkråka. </w:t>
+      </w:r>
+      <w:r>
+        <w:t>Vägledningar och kunskapsstöd artskydd – Skogsstyrelsen.</w:t>
       </w:r>
     </w:p>
     <w:p>
@@ -849,7 +968,7 @@
     <w:r>
       <w:tab/>
       <w:tab/>
-      <w:t>2026-10-27</w:t>
+      <w:t>2026-10-28</w:t>
       <w:br/>
       <w:br/>
     </w:r>

--- a/klagomål/A 38570-2024 FSC-klagomål.docx
+++ b/klagomål/A 38570-2024 FSC-klagomål.docx
@@ -968,7 +968,7 @@
     <w:r>
       <w:tab/>
       <w:tab/>
-      <w:t>2026-10-28</w:t>
+      <w:t>2026-10-29</w:t>
       <w:br/>
       <w:br/>
     </w:r>

--- a/klagomål/A 38570-2024 FSC-klagomål.docx
+++ b/klagomål/A 38570-2024 FSC-klagomål.docx
@@ -968,7 +968,7 @@
     <w:r>
       <w:tab/>
       <w:tab/>
-      <w:t>2026-10-29</w:t>
+      <w:t>2026-10-31</w:t>
       <w:br/>
       <w:br/>
     </w:r>
